--- a/documents/AI音樂學習工具_正式版執行計畫書.docx
+++ b/documents/AI音樂學習工具_正式版執行計畫書.docx
@@ -52,7 +52,7 @@
       <w:r>
         <w:t>WP1 需求分析與IRB</w:t>
         <w:br/>
-        <w:t>WP2 ESP32-S3智慧腰帶開發</w:t>
+        <w:t>WP2 ESP32-C3智慧腰帶開發</w:t>
         <w:br/>
         <w:t>WP3 AI姿態與節奏分析</w:t>
         <w:br/>
@@ -96,7 +96,7 @@
     </w:p>
     <w:p>
       <w:r>
-        <w:t>ESP32-S3開發板</w:t>
+        <w:t>ESP32-C3開發板</w:t>
         <w:br/>
         <w:t>IMU感測器</w:t>
         <w:br/>
